--- a/products-storage/07-uderzhaniya-shtrafy-zachety/08-tipovye-osnovaniya.docx
+++ b/products-storage/07-uderzhaniya-shtrafy-zachety/08-tipovye-osnovaniya.docx
@@ -122,18 +122,21 @@
     </w:p>
     <w:p>
       <w:r>
-        <w:t>Любое удержание должно быть:</w:t>
+        <w:t>Проверьте каждое удержание по шести вопросам:</w:t>
         <w:br/>
-        <w:t>1. Предусмотрено договором или законом.</w:t>
+        <w:t>1. Предусмотрено ли оно договором или законом.</w:t>
         <w:br/>
-        <w:t>2. Документально подтверждено.</w:t>
+        <w:t>2. Подтверждено ли оно документами: актом, расчётом, перепиской.</w:t>
         <w:br/>
-        <w:t>3. Соразмерно фактическому ущербу.</w:t>
+        <w:t>3. Если удерживают убытки (например, расходы на другого подрядчика) — подтверждены ли расчётом их размер и связь с вашим нарушением (ст. 15, 393 ГК РФ).</w:t>
         <w:br/>
-        <w:t>4. Согласовано с подрядчиком (если договор требует).</w:t>
+        <w:t>4. Если удерживают неустойку (штраф, пени) — предусмотрена ли она договором и начислена ли за нарушение, за которое вы отвечаете (п. 2 ст. 330 ГК РФ). Доказывать убытки для неустойки заказчик не обязан (п. 1 ст. 330 ГК РФ). Уменьшить неустойку вправе суд, если она явно несоразмерна последствиям нарушения; если нарушитель — предприниматель, только по его заявлению, а договорную неустойку — лишь в исключительных случаях, когда доказано, что взыскание в договорном размере может привести к необоснованной выгоде заказчика (ст. 333 ГК РФ).</w:t>
         <w:br/>
+        <w:t>5. Если удержание заявлено как зачёт — однородно ли встречное требование заказчика, наступил ли срок его исполнения и не запрещён ли зачёт законом или договором (ст. 410, 411 ГК РФ). По требованию с истёкшей исковой давностью зачёт не допускается (ст. 411, п. 3 ст. 199 ГК РФ); на какую дату проверять давность, уточните у юриста.</w:t>
         <w:br/>
-        <w:t>Если хотя бы одно условие не соблюдено - удержание неправомерно.</w:t>
+        <w:t>6. Требует ли договор согласовать удержание с вами и было ли оно согласовано.</w:t>
+        <w:br/>
+        <w:t>Если хотя бы по одному вопросу ответ не в пользу заказчика — это довод против удержания. Исход спора зависит от договора и документов по объекту.</w:t>
       </w:r>
     </w:p>
     <w:sectPr>

--- a/products-storage/07-uderzhaniya-shtrafy-zachety/08-tipovye-osnovaniya.docx
+++ b/products-storage/07-uderzhaniya-shtrafy-zachety/08-tipovye-osnovaniya.docx
@@ -5,27 +5,68 @@
     <w:p>
       <w:pPr>
         <w:pStyle w:val="Title"/>
+        <w:keepNext/>
+        <w:widowControl/>
+        <w:spacing w:before="0" w:after="240" w:line="257" w:lineRule="auto"/>
         <w:jc w:val="center"/>
+        <w:pBdr>
+          <w:bottom w:val="single" w:color="B58C43" w:sz="16" w:space="7"/>
+        </w:pBdr>
       </w:pPr>
       <w:r>
+        <w:rPr>
+          <w:rFonts w:ascii="Arial" w:hAnsi="Arial" w:eastAsia="Arial" w:cs="Arial"/>
+          <w:b/>
+          <w:i w:val="0"/>
+          <w:color w:val="30353B"/>
+          <w:sz w:val="30"/>
+        </w:rPr>
         <w:t>ТИПОВЫЕ ОСНОВАНИЯ ДЛЯ УДЕРЖАНИЙ и как их оспорить</w:t>
       </w:r>
     </w:p>
-    <w:p/>
+    <w:p>
+      <w:pPr>
+        <w:widowControl/>
+        <w:spacing w:before="0" w:after="80" w:line="271" w:lineRule="auto"/>
+      </w:pPr>
+    </w:p>
     <w:p>
       <w:pPr>
         <w:pStyle w:val="Heading1"/>
+        <w:keepNext/>
+        <w:widowControl/>
+        <w:spacing w:before="240" w:after="120" w:line="264" w:lineRule="auto"/>
+        <w:pBdr>
+          <w:bottom w:val="single" w:color="E0D0AF" w:sz="7" w:space="4"/>
+        </w:pBdr>
       </w:pPr>
       <w:r>
+        <w:rPr>
+          <w:rFonts w:ascii="Arial" w:hAnsi="Arial" w:eastAsia="Arial" w:cs="Arial"/>
+          <w:b/>
+          <w:i w:val="0"/>
+          <w:color w:val="30353B"/>
+          <w:sz w:val="24"/>
+        </w:rPr>
         <w:t>Основание 1. 'Нарушение сроков выполнения работ'</w:t>
       </w:r>
     </w:p>
     <w:p>
+      <w:pPr>
+        <w:widowControl/>
+        <w:spacing w:before="0" w:after="80" w:line="271" w:lineRule="auto"/>
+      </w:pPr>
       <w:r>
-        <w:t>ЗАКАЗЧИК ГОВОРИТ: 'Вы просрочили сдачу на 10 дней, удерживаем штраф 500 000 руб.'</w:t>
+        <w:rPr>
+          <w:rFonts w:ascii="Arial" w:hAnsi="Arial" w:eastAsia="Arial" w:cs="Arial"/>
+          <w:i w:val="0"/>
+          <w:color w:val="31363C"/>
+          <w:sz w:val="21"/>
+        </w:rPr>
+        <w:t>ПОЗИЦИЯ ЗАКАЗЧИКА: 'Вы просрочили сдачу на 10 дней, удерживаем штраф 500 000 руб.'</w:t>
         <w:br/>
         <w:br/>
-        <w:t>ВАШИ ДОВОДЫ:</w:t>
+        <w:t>ПОЗИЦИЯ ПОДРЯДЧИКА:</w:t>
         <w:br/>
         <w:t>- Просрочка возникла по причинам заказчика (недопоставка материалов, задержка согласования).</w:t>
         <w:br/>
@@ -40,17 +81,40 @@
     <w:p>
       <w:pPr>
         <w:pStyle w:val="Heading1"/>
+        <w:keepNext/>
+        <w:widowControl/>
+        <w:spacing w:before="240" w:after="120" w:line="264" w:lineRule="auto"/>
+        <w:pBdr>
+          <w:bottom w:val="single" w:color="E0D0AF" w:sz="7" w:space="4"/>
+        </w:pBdr>
       </w:pPr>
       <w:r>
+        <w:rPr>
+          <w:rFonts w:ascii="Arial" w:hAnsi="Arial" w:eastAsia="Arial" w:cs="Arial"/>
+          <w:b/>
+          <w:i w:val="0"/>
+          <w:color w:val="30353B"/>
+          <w:sz w:val="24"/>
+        </w:rPr>
         <w:t>Основание 2. 'Некачественное выполнение работ'</w:t>
       </w:r>
     </w:p>
     <w:p>
+      <w:pPr>
+        <w:widowControl/>
+        <w:spacing w:before="0" w:after="80" w:line="271" w:lineRule="auto"/>
+      </w:pPr>
       <w:r>
-        <w:t>ЗАКАЗЧИК ГОВОРИТ: 'Качество бетона не соответствует проекту, удерживаем 1 000 000 руб.'</w:t>
+        <w:rPr>
+          <w:rFonts w:ascii="Arial" w:hAnsi="Arial" w:eastAsia="Arial" w:cs="Arial"/>
+          <w:i w:val="0"/>
+          <w:color w:val="31363C"/>
+          <w:sz w:val="21"/>
+        </w:rPr>
+        <w:t>ПОЗИЦИЯ ЗАКАЗЧИКА: 'Качество бетона не соответствует проекту, удерживаем 1 000 000 руб.'</w:t>
         <w:br/>
         <w:br/>
-        <w:t>ВАШИ ДОВОДЫ:</w:t>
+        <w:t>ПОЗИЦИЯ ПОДРЯДЧИКА:</w:t>
         <w:br/>
         <w:t>- Работы приняты по акту приемки без замечаний.</w:t>
         <w:br/>
@@ -65,17 +129,40 @@
     <w:p>
       <w:pPr>
         <w:pStyle w:val="Heading1"/>
+        <w:keepNext/>
+        <w:widowControl/>
+        <w:spacing w:before="240" w:after="120" w:line="264" w:lineRule="auto"/>
+        <w:pBdr>
+          <w:bottom w:val="single" w:color="E0D0AF" w:sz="7" w:space="4"/>
+        </w:pBdr>
       </w:pPr>
       <w:r>
+        <w:rPr>
+          <w:rFonts w:ascii="Arial" w:hAnsi="Arial" w:eastAsia="Arial" w:cs="Arial"/>
+          <w:b/>
+          <w:i w:val="0"/>
+          <w:color w:val="30353B"/>
+          <w:sz w:val="24"/>
+        </w:rPr>
         <w:t>Основание 3. 'Неустранение недостатков в гарантийный срок'</w:t>
       </w:r>
     </w:p>
     <w:p>
+      <w:pPr>
+        <w:widowControl/>
+        <w:spacing w:before="0" w:after="80" w:line="271" w:lineRule="auto"/>
+      </w:pPr>
       <w:r>
-        <w:t>ЗАКАЗЧИК ГОВОРИТ: 'Вы не устранили течь кровли, наняли другого подрядчика, удерживаем 800 000 руб.'</w:t>
+        <w:rPr>
+          <w:rFonts w:ascii="Arial" w:hAnsi="Arial" w:eastAsia="Arial" w:cs="Arial"/>
+          <w:i w:val="0"/>
+          <w:color w:val="31363C"/>
+          <w:sz w:val="21"/>
+        </w:rPr>
+        <w:t>ПОЗИЦИЯ ЗАКАЗЧИКА: 'Вы не устранили течь кровли, наняли другого подрядчика, удерживаем 800 000 руб.'</w:t>
         <w:br/>
         <w:br/>
-        <w:t>ВАШИ ДОВОДЫ:</w:t>
+        <w:t>ПОЗИЦИЯ ПОДРЯДЧИКА:</w:t>
         <w:br/>
         <w:t>- Заказчик не направил письменное требование об устранении.</w:t>
         <w:br/>
@@ -90,17 +177,40 @@
     <w:p>
       <w:pPr>
         <w:pStyle w:val="Heading1"/>
+        <w:keepNext/>
+        <w:widowControl/>
+        <w:spacing w:before="240" w:after="120" w:line="264" w:lineRule="auto"/>
+        <w:pBdr>
+          <w:bottom w:val="single" w:color="E0D0AF" w:sz="7" w:space="4"/>
+        </w:pBdr>
       </w:pPr>
       <w:r>
+        <w:rPr>
+          <w:rFonts w:ascii="Arial" w:hAnsi="Arial" w:eastAsia="Arial" w:cs="Arial"/>
+          <w:b/>
+          <w:i w:val="0"/>
+          <w:color w:val="30353B"/>
+          <w:sz w:val="24"/>
+        </w:rPr>
         <w:t>Основание 4. 'Не предоставлена исполнительная документация'</w:t>
       </w:r>
     </w:p>
     <w:p>
+      <w:pPr>
+        <w:widowControl/>
+        <w:spacing w:before="0" w:after="80" w:line="271" w:lineRule="auto"/>
+      </w:pPr>
       <w:r>
-        <w:t>ЗАКАЗЧИК ГОВОРИТ: 'Нет КС-2, КС-3, удерживаем 100% стоимости.'</w:t>
+        <w:rPr>
+          <w:rFonts w:ascii="Arial" w:hAnsi="Arial" w:eastAsia="Arial" w:cs="Arial"/>
+          <w:i w:val="0"/>
+          <w:color w:val="31363C"/>
+          <w:sz w:val="21"/>
+        </w:rPr>
+        <w:t>ПОЗИЦИЯ ЗАКАЗЧИКА: 'Нет КС-2, КС-3, удерживаем 100% стоимости.'</w:t>
         <w:br/>
         <w:br/>
-        <w:t>ВАШИ ДОВОДЫ:</w:t>
+        <w:t>ПОЗИЦИЯ ПОДРЯДЧИКА:</w:t>
         <w:br/>
         <w:t>- ИД передана, акт приемки подписан.</w:t>
         <w:br/>
@@ -115,35 +225,83 @@
     <w:p>
       <w:pPr>
         <w:pStyle w:val="Heading1"/>
+        <w:keepNext/>
+        <w:widowControl/>
+        <w:spacing w:before="240" w:after="120" w:line="264" w:lineRule="auto"/>
+        <w:pBdr>
+          <w:bottom w:val="single" w:color="E0D0AF" w:sz="7" w:space="4"/>
+        </w:pBdr>
       </w:pPr>
       <w:r>
+        <w:rPr>
+          <w:rFonts w:ascii="Arial" w:hAnsi="Arial" w:eastAsia="Arial" w:cs="Arial"/>
+          <w:b/>
+          <w:i w:val="0"/>
+          <w:color w:val="30353B"/>
+          <w:sz w:val="24"/>
+        </w:rPr>
         <w:t>Общий принцип оспаривания</w:t>
       </w:r>
     </w:p>
     <w:p>
+      <w:pPr>
+        <w:widowControl/>
+        <w:spacing w:before="0" w:after="80" w:line="271" w:lineRule="auto"/>
+      </w:pPr>
       <w:r>
-        <w:t>Любое удержание должно быть:</w:t>
+        <w:rPr>
+          <w:rFonts w:ascii="Arial" w:hAnsi="Arial" w:eastAsia="Arial" w:cs="Arial"/>
+          <w:i w:val="0"/>
+          <w:color w:val="31363C"/>
+          <w:sz w:val="21"/>
+        </w:rPr>
+        <w:t>Проверьте каждое удержание по шести вопросам:</w:t>
         <w:br/>
-        <w:t>1. Предусмотрено договором или законом.</w:t>
+        <w:t>1. Предусмотрено ли оно договором или законом.</w:t>
         <w:br/>
-        <w:t>2. Документально подтверждено.</w:t>
+        <w:t>2. Подтверждено ли оно документами: актом, расчётом, перепиской.</w:t>
         <w:br/>
-        <w:t>3. Соразмерно фактическому ущербу.</w:t>
+        <w:t>3. Если удерживают убытки (например, расходы на другого подрядчика) — подтверждены ли расчётом их размер и связь с вашим нарушением (ст. 15, 393 ГК РФ).</w:t>
         <w:br/>
-        <w:t>4. Согласовано с подрядчиком (если договор требует).</w:t>
+        <w:t>4. Если удерживают неустойку (штраф, пени) — предусмотрена ли она договором и начислена ли за нарушение, за которое вы отвечаете (п. 2 ст. 330 ГК РФ). Доказывать убытки для неустойки заказчик не обязан (п. 1 ст. 330 ГК РФ). Уменьшить неустойку вправе суд, если она явно несоразмерна последствиям нарушения; если нарушитель — предприниматель, только по его заявлению, а договорную неустойку — лишь в исключительных случаях, когда доказано, что взыскание в договорном размере может привести к необоснованной выгоде заказчика (ст. 333 ГК РФ).</w:t>
         <w:br/>
+        <w:t>5. Если удержание заявлено как зачёт — однородно ли встречное требование заказчика, наступил ли срок его исполнения и не запрещён ли зачёт законом или договором (ст. 410, 411 ГК РФ). По требованию с истёкшей исковой давностью зачёт не допускается (ст. 411, п. 3 ст. 199 ГК РФ); на какую дату проверять давность, уточните у юриста.</w:t>
         <w:br/>
-        <w:t>Если хотя бы одно условие не соблюдено - удержание неправомерно.</w:t>
+        <w:t>6. Требует ли договор согласовать удержание с вами и было ли оно согласовано.</w:t>
+        <w:br/>
+        <w:t>Если хотя бы по одному вопросу ответ не в пользу заказчика — это довод против удержания. Исход спора зависит от договора и документов по объекту.</w:t>
       </w:r>
     </w:p>
     <w:sectPr>
-      <w:pgSz w:w="12240" w:h="15840"/>
-      <w:pgMar w:top="1440" w:right="1800" w:bottom="1440" w:left="1800" w:header="720" w:footer="720" w:gutter="0"/>
+      <w:headerReference w:type="default" r:id="rId9"/>
+      <w:footerReference w:type="default" r:id="rId10"/>
+      <w:pgSz w:w="11906" w:h="16838"/>
+      <w:pgMar w:top="1134" w:right="1134" w:bottom="1134" w:left="1247" w:header="425" w:footer="454" w:gutter="0"/>
       <w:cols w:space="720"/>
       <w:docGrid w:linePitch="360"/>
     </w:sectPr>
   </w:body>
 </w:document>
+</file>
+
+<file path=word/footer1.xml><?xml version="1.0" encoding="utf-8"?>
+<w:ftr xmlns:m="http://schemas.openxmlformats.org/officeDocument/2006/math" xmlns:mc="http://schemas.openxmlformats.org/markup-compatibility/2006" xmlns:mo="http://schemas.microsoft.com/office/mac/office/2008/main" xmlns:mv="urn:schemas-microsoft-com:mac:vml" xmlns:o="urn:schemas-microsoft-com:office:office" xmlns:r="http://schemas.openxmlformats.org/officeDocument/2006/relationships" xmlns:v="urn:schemas-microsoft-com:vml" xmlns:w10="urn:schemas-microsoft-com:office:word" xmlns:w14="http://schemas.microsoft.com/office/word/2010/wordml" xmlns:w="http://schemas.openxmlformats.org/wordprocessingml/2006/main" xmlns:wne="http://schemas.microsoft.com/office/word/2006/wordml" xmlns:wp14="http://schemas.microsoft.com/office/word/2010/wordprocessingDrawing" xmlns:wp="http://schemas.openxmlformats.org/drawingml/2006/wordprocessingDrawing" xmlns:wpc="http://schemas.microsoft.com/office/word/2010/wordprocessingCanvas" xmlns:wpg="http://schemas.microsoft.com/office/word/2010/wordprocessingGroup" xmlns:wpi="http://schemas.microsoft.com/office/word/2010/wordprocessingInk" xmlns:wps="http://schemas.microsoft.com/office/word/2010/wordprocessingShape" mc:Ignorable="w14 wp14">
+  <w:p>
+    <w:pPr>
+      <w:pStyle w:val="Footer"/>
+    </w:pPr>
+  </w:p>
+</w:ftr>
+</file>
+
+<file path=word/header1.xml><?xml version="1.0" encoding="utf-8"?>
+<w:hdr xmlns:m="http://schemas.openxmlformats.org/officeDocument/2006/math" xmlns:mc="http://schemas.openxmlformats.org/markup-compatibility/2006" xmlns:mo="http://schemas.microsoft.com/office/mac/office/2008/main" xmlns:mv="urn:schemas-microsoft-com:mac:vml" xmlns:o="urn:schemas-microsoft-com:office:office" xmlns:r="http://schemas.openxmlformats.org/officeDocument/2006/relationships" xmlns:v="urn:schemas-microsoft-com:vml" xmlns:w10="urn:schemas-microsoft-com:office:word" xmlns:w14="http://schemas.microsoft.com/office/word/2010/wordml" xmlns:w="http://schemas.openxmlformats.org/wordprocessingml/2006/main" xmlns:wne="http://schemas.microsoft.com/office/word/2006/wordml" xmlns:wp14="http://schemas.microsoft.com/office/word/2010/wordprocessingDrawing" xmlns:wp="http://schemas.openxmlformats.org/drawingml/2006/wordprocessingDrawing" xmlns:wpc="http://schemas.microsoft.com/office/word/2010/wordprocessingCanvas" xmlns:wpg="http://schemas.microsoft.com/office/word/2010/wordprocessingGroup" xmlns:wpi="http://schemas.microsoft.com/office/word/2010/wordprocessingInk" xmlns:wps="http://schemas.microsoft.com/office/word/2010/wordprocessingShape" mc:Ignorable="w14 wp14">
+  <w:p>
+    <w:pPr>
+      <w:pStyle w:val="Header"/>
+    </w:pPr>
+  </w:p>
+</w:hdr>
 </file>
 
 <file path=word/numbering.xml><?xml version="1.0" encoding="utf-8"?>
@@ -509,6 +667,14 @@
     <w:name w:val="Normal"/>
     <w:qFormat/>
     <w:rsid w:val="00FC693F"/>
+    <w:pPr>
+      <w:spacing w:after="80" w:line="271" w:lineRule="auto"/>
+    </w:pPr>
+    <w:rPr>
+      <w:rFonts w:ascii="Arial" w:hAnsi="Arial"/>
+      <w:color w:val="31363C"/>
+      <w:sz w:val="21"/>
+    </w:rPr>
   </w:style>
   <w:style w:type="paragraph" w:styleId="Header">
     <w:name w:val="header"/>
@@ -524,6 +690,11 @@
       </w:tabs>
       <w:spacing w:after="0" w:line="240" w:lineRule="auto"/>
     </w:pPr>
+    <w:rPr>
+      <w:rFonts w:ascii="Arial" w:hAnsi="Arial"/>
+      <w:color w:val="31363C"/>
+      <w:sz w:val="21"/>
+    </w:rPr>
   </w:style>
   <w:style w:type="character" w:customStyle="1" w:styleId="HeaderChar">
     <w:name w:val="Header Char"/>
@@ -546,6 +717,11 @@
       </w:tabs>
       <w:spacing w:after="0" w:line="240" w:lineRule="auto"/>
     </w:pPr>
+    <w:rPr>
+      <w:rFonts w:ascii="Arial" w:hAnsi="Arial"/>
+      <w:color w:val="31363C"/>
+      <w:sz w:val="21"/>
+    </w:rPr>
   </w:style>
   <w:style w:type="character" w:customStyle="1" w:styleId="FooterChar">
     <w:name w:val="Footer Char"/>
@@ -569,11 +745,11 @@
       <w:outlineLvl w:val="0"/>
     </w:pPr>
     <w:rPr>
-      <w:rFonts w:asciiTheme="majorHAnsi" w:eastAsiaTheme="majorEastAsia" w:hAnsiTheme="majorHAnsi" w:cstheme="majorBidi"/>
+      <w:rFonts w:asciiTheme="majorHAnsi" w:eastAsiaTheme="majorEastAsia" w:hAnsiTheme="majorHAnsi" w:cstheme="majorBidi" w:ascii="Arial" w:hAnsi="Arial"/>
       <w:b/>
       <w:bCs/>
-      <w:color w:val="365F91" w:themeColor="accent1" w:themeShade="BF"/>
-      <w:sz w:val="28"/>
+      <w:color w:val="30353B"/>
+      <w:sz w:val="24"/>
       <w:szCs w:val="28"/>
     </w:rPr>
   </w:style>
@@ -593,11 +769,11 @@
       <w:outlineLvl w:val="1"/>
     </w:pPr>
     <w:rPr>
-      <w:rFonts w:asciiTheme="majorHAnsi" w:eastAsiaTheme="majorEastAsia" w:hAnsiTheme="majorHAnsi" w:cstheme="majorBidi"/>
+      <w:rFonts w:asciiTheme="majorHAnsi" w:eastAsiaTheme="majorEastAsia" w:hAnsiTheme="majorHAnsi" w:cstheme="majorBidi" w:ascii="Arial" w:hAnsi="Arial"/>
       <w:b/>
       <w:bCs/>
-      <w:color w:val="4F81BD" w:themeColor="accent1"/>
-      <w:sz w:val="26"/>
+      <w:color w:val="30353B"/>
+      <w:sz w:val="22"/>
       <w:szCs w:val="26"/>
     </w:rPr>
   </w:style>
@@ -617,10 +793,11 @@
       <w:outlineLvl w:val="2"/>
     </w:pPr>
     <w:rPr>
-      <w:rFonts w:asciiTheme="majorHAnsi" w:eastAsiaTheme="majorEastAsia" w:hAnsiTheme="majorHAnsi" w:cstheme="majorBidi"/>
+      <w:rFonts w:asciiTheme="majorHAnsi" w:eastAsiaTheme="majorEastAsia" w:hAnsiTheme="majorHAnsi" w:cstheme="majorBidi" w:ascii="Arial" w:hAnsi="Arial"/>
       <w:b/>
       <w:bCs/>
-      <w:color w:val="4F81BD" w:themeColor="accent1"/>
+      <w:color w:val="31363C"/>
+      <w:sz w:val="21"/>
     </w:rPr>
   </w:style>
   <w:style w:type="paragraph" w:styleId="Heading4">
@@ -640,12 +817,13 @@
       <w:outlineLvl w:val="3"/>
     </w:pPr>
     <w:rPr>
-      <w:rFonts w:asciiTheme="majorHAnsi" w:eastAsiaTheme="majorEastAsia" w:hAnsiTheme="majorHAnsi" w:cstheme="majorBidi"/>
+      <w:rFonts w:asciiTheme="majorHAnsi" w:eastAsiaTheme="majorEastAsia" w:hAnsiTheme="majorHAnsi" w:cstheme="majorBidi" w:ascii="Arial" w:hAnsi="Arial"/>
       <w:b/>
       <w:bCs/>
       <w:i/>
       <w:iCs/>
-      <w:color w:val="4F81BD" w:themeColor="accent1"/>
+      <w:color w:val="31363C"/>
+      <w:sz w:val="21"/>
     </w:rPr>
   </w:style>
   <w:style w:type="paragraph" w:styleId="Heading5">
@@ -665,8 +843,9 @@
       <w:outlineLvl w:val="4"/>
     </w:pPr>
     <w:rPr>
-      <w:rFonts w:asciiTheme="majorHAnsi" w:eastAsiaTheme="majorEastAsia" w:hAnsiTheme="majorHAnsi" w:cstheme="majorBidi"/>
-      <w:color w:val="243F60" w:themeColor="accent1" w:themeShade="7F"/>
+      <w:rFonts w:asciiTheme="majorHAnsi" w:eastAsiaTheme="majorEastAsia" w:hAnsiTheme="majorHAnsi" w:cstheme="majorBidi" w:ascii="Arial" w:hAnsi="Arial"/>
+      <w:color w:val="31363C"/>
+      <w:sz w:val="21"/>
     </w:rPr>
   </w:style>
   <w:style w:type="paragraph" w:styleId="Heading6">
@@ -686,10 +865,11 @@
       <w:outlineLvl w:val="5"/>
     </w:pPr>
     <w:rPr>
-      <w:rFonts w:asciiTheme="majorHAnsi" w:eastAsiaTheme="majorEastAsia" w:hAnsiTheme="majorHAnsi" w:cstheme="majorBidi"/>
+      <w:rFonts w:asciiTheme="majorHAnsi" w:eastAsiaTheme="majorEastAsia" w:hAnsiTheme="majorHAnsi" w:cstheme="majorBidi" w:ascii="Arial" w:hAnsi="Arial"/>
       <w:i/>
       <w:iCs/>
-      <w:color w:val="243F60" w:themeColor="accent1" w:themeShade="7F"/>
+      <w:color w:val="31363C"/>
+      <w:sz w:val="21"/>
     </w:rPr>
   </w:style>
   <w:style w:type="paragraph" w:styleId="Heading7">
@@ -709,10 +889,11 @@
       <w:outlineLvl w:val="6"/>
     </w:pPr>
     <w:rPr>
-      <w:rFonts w:asciiTheme="majorHAnsi" w:eastAsiaTheme="majorEastAsia" w:hAnsiTheme="majorHAnsi" w:cstheme="majorBidi"/>
+      <w:rFonts w:asciiTheme="majorHAnsi" w:eastAsiaTheme="majorEastAsia" w:hAnsiTheme="majorHAnsi" w:cstheme="majorBidi" w:ascii="Arial" w:hAnsi="Arial"/>
       <w:i/>
       <w:iCs/>
-      <w:color w:val="404040" w:themeColor="text1" w:themeTint="BF"/>
+      <w:color w:val="31363C"/>
+      <w:sz w:val="21"/>
     </w:rPr>
   </w:style>
   <w:style w:type="paragraph" w:styleId="Heading8">
@@ -732,9 +913,9 @@
       <w:outlineLvl w:val="7"/>
     </w:pPr>
     <w:rPr>
-      <w:rFonts w:asciiTheme="majorHAnsi" w:eastAsiaTheme="majorEastAsia" w:hAnsiTheme="majorHAnsi" w:cstheme="majorBidi"/>
-      <w:color w:val="4F81BD" w:themeColor="accent1"/>
-      <w:sz w:val="20"/>
+      <w:rFonts w:asciiTheme="majorHAnsi" w:eastAsiaTheme="majorEastAsia" w:hAnsiTheme="majorHAnsi" w:cstheme="majorBidi" w:ascii="Arial" w:hAnsi="Arial"/>
+      <w:color w:val="31363C"/>
+      <w:sz w:val="21"/>
       <w:szCs w:val="20"/>
     </w:rPr>
   </w:style>
@@ -755,11 +936,11 @@
       <w:outlineLvl w:val="8"/>
     </w:pPr>
     <w:rPr>
-      <w:rFonts w:asciiTheme="majorHAnsi" w:eastAsiaTheme="majorEastAsia" w:hAnsiTheme="majorHAnsi" w:cstheme="majorBidi"/>
+      <w:rFonts w:asciiTheme="majorHAnsi" w:eastAsiaTheme="majorEastAsia" w:hAnsiTheme="majorHAnsi" w:cstheme="majorBidi" w:ascii="Arial" w:hAnsi="Arial"/>
       <w:i/>
       <w:iCs/>
-      <w:color w:val="404040" w:themeColor="text1" w:themeTint="BF"/>
-      <w:sz w:val="20"/>
+      <w:color w:val="31363C"/>
+      <w:sz w:val="21"/>
       <w:szCs w:val="20"/>
     </w:rPr>
   </w:style>
@@ -798,6 +979,11 @@
     <w:pPr>
       <w:spacing w:after="0" w:line="240" w:lineRule="auto"/>
     </w:pPr>
+    <w:rPr>
+      <w:rFonts w:ascii="Arial" w:hAnsi="Arial"/>
+      <w:color w:val="31363C"/>
+      <w:sz w:val="21"/>
+    </w:rPr>
   </w:style>
   <w:style w:type="character" w:customStyle="1" w:styleId="Heading1Char">
     <w:name w:val="Heading 1 Char"/>
@@ -858,11 +1044,12 @@
       <w:contextualSpacing/>
     </w:pPr>
     <w:rPr>
-      <w:rFonts w:asciiTheme="majorHAnsi" w:eastAsiaTheme="majorEastAsia" w:hAnsiTheme="majorHAnsi" w:cstheme="majorBidi"/>
-      <w:color w:val="17365D" w:themeColor="text2" w:themeShade="BF"/>
+      <w:rFonts w:asciiTheme="majorHAnsi" w:eastAsiaTheme="majorEastAsia" w:hAnsiTheme="majorHAnsi" w:cstheme="majorBidi" w:ascii="Arial" w:hAnsi="Arial"/>
+      <w:b/>
+      <w:color w:val="30353B"/>
       <w:spacing w:val="5"/>
       <w:kern w:val="28"/>
-      <w:sz w:val="52"/>
+      <w:sz w:val="30"/>
       <w:szCs w:val="52"/>
     </w:rPr>
   </w:style>
@@ -895,12 +1082,12 @@
       </w:numPr>
     </w:pPr>
     <w:rPr>
-      <w:rFonts w:asciiTheme="majorHAnsi" w:eastAsiaTheme="majorEastAsia" w:hAnsiTheme="majorHAnsi" w:cstheme="majorBidi"/>
+      <w:rFonts w:asciiTheme="majorHAnsi" w:eastAsiaTheme="majorEastAsia" w:hAnsiTheme="majorHAnsi" w:cstheme="majorBidi" w:ascii="Arial" w:hAnsi="Arial"/>
       <w:i/>
       <w:iCs/>
-      <w:color w:val="4F81BD" w:themeColor="accent1"/>
+      <w:color w:val="31363C"/>
       <w:spacing w:val="15"/>
-      <w:sz w:val="24"/>
+      <w:sz w:val="21"/>
       <w:szCs w:val="24"/>
     </w:rPr>
   </w:style>
@@ -930,6 +1117,11 @@
       <w:ind w:left="720"/>
       <w:contextualSpacing/>
     </w:pPr>
+    <w:rPr>
+      <w:rFonts w:ascii="Arial" w:hAnsi="Arial"/>
+      <w:color w:val="31363C"/>
+      <w:sz w:val="21"/>
+    </w:rPr>
   </w:style>
   <w:style w:type="paragraph" w:styleId="BodyText">
     <w:name w:val="Body Text"/>
@@ -941,6 +1133,11 @@
     <w:pPr>
       <w:spacing w:after="120"/>
     </w:pPr>
+    <w:rPr>
+      <w:rFonts w:ascii="Arial" w:hAnsi="Arial"/>
+      <w:color w:val="31363C"/>
+      <w:sz w:val="21"/>
+    </w:rPr>
   </w:style>
   <w:style w:type="character" w:customStyle="1" w:styleId="BodyTextChar">
     <w:name w:val="Body Text Char"/>
@@ -959,6 +1156,11 @@
     <w:pPr>
       <w:spacing w:after="120" w:line="480" w:lineRule="auto"/>
     </w:pPr>
+    <w:rPr>
+      <w:rFonts w:ascii="Arial" w:hAnsi="Arial"/>
+      <w:color w:val="31363C"/>
+      <w:sz w:val="21"/>
+    </w:rPr>
   </w:style>
   <w:style w:type="character" w:customStyle="1" w:styleId="BodyText2Char">
     <w:name w:val="Body Text 2 Char"/>
@@ -978,7 +1180,9 @@
       <w:spacing w:after="120"/>
     </w:pPr>
     <w:rPr>
-      <w:sz w:val="16"/>
+      <w:rFonts w:ascii="Arial" w:hAnsi="Arial"/>
+      <w:color w:val="31363C"/>
+      <w:sz w:val="21"/>
       <w:szCs w:val="16"/>
     </w:rPr>
   </w:style>
@@ -1003,6 +1207,11 @@
       <w:ind w:left="360" w:hanging="360"/>
       <w:contextualSpacing/>
     </w:pPr>
+    <w:rPr>
+      <w:rFonts w:ascii="Arial" w:hAnsi="Arial"/>
+      <w:color w:val="31363C"/>
+      <w:sz w:val="21"/>
+    </w:rPr>
   </w:style>
   <w:style w:type="paragraph" w:styleId="List2">
     <w:name w:val="List 2"/>
@@ -1014,6 +1223,11 @@
       <w:ind w:left="720" w:hanging="360"/>
       <w:contextualSpacing/>
     </w:pPr>
+    <w:rPr>
+      <w:rFonts w:ascii="Arial" w:hAnsi="Arial"/>
+      <w:color w:val="31363C"/>
+      <w:sz w:val="21"/>
+    </w:rPr>
   </w:style>
   <w:style w:type="paragraph" w:styleId="List3">
     <w:name w:val="List 3"/>
@@ -1025,6 +1239,11 @@
       <w:ind w:left="1080" w:hanging="360"/>
       <w:contextualSpacing/>
     </w:pPr>
+    <w:rPr>
+      <w:rFonts w:ascii="Arial" w:hAnsi="Arial"/>
+      <w:color w:val="31363C"/>
+      <w:sz w:val="21"/>
+    </w:rPr>
   </w:style>
   <w:style w:type="paragraph" w:styleId="ListBullet">
     <w:name w:val="List Bullet"/>
@@ -1038,6 +1257,11 @@
       </w:numPr>
       <w:contextualSpacing/>
     </w:pPr>
+    <w:rPr>
+      <w:rFonts w:ascii="Arial" w:hAnsi="Arial"/>
+      <w:color w:val="31363C"/>
+      <w:sz w:val="21"/>
+    </w:rPr>
   </w:style>
   <w:style w:type="paragraph" w:styleId="ListBullet2">
     <w:name w:val="List Bullet 2"/>
@@ -1051,6 +1275,11 @@
       </w:numPr>
       <w:contextualSpacing/>
     </w:pPr>
+    <w:rPr>
+      <w:rFonts w:ascii="Arial" w:hAnsi="Arial"/>
+      <w:color w:val="31363C"/>
+      <w:sz w:val="21"/>
+    </w:rPr>
   </w:style>
   <w:style w:type="paragraph" w:styleId="ListBullet3">
     <w:name w:val="List Bullet 3"/>
@@ -1064,6 +1293,11 @@
       </w:numPr>
       <w:contextualSpacing/>
     </w:pPr>
+    <w:rPr>
+      <w:rFonts w:ascii="Arial" w:hAnsi="Arial"/>
+      <w:color w:val="31363C"/>
+      <w:sz w:val="21"/>
+    </w:rPr>
   </w:style>
   <w:style w:type="paragraph" w:styleId="ListNumber">
     <w:name w:val="List Number"/>
@@ -1077,6 +1311,11 @@
       </w:numPr>
       <w:contextualSpacing/>
     </w:pPr>
+    <w:rPr>
+      <w:rFonts w:ascii="Arial" w:hAnsi="Arial"/>
+      <w:color w:val="31363C"/>
+      <w:sz w:val="21"/>
+    </w:rPr>
   </w:style>
   <w:style w:type="paragraph" w:styleId="ListNumber2">
     <w:name w:val="List Number 2"/>
@@ -1090,6 +1329,11 @@
       </w:numPr>
       <w:contextualSpacing/>
     </w:pPr>
+    <w:rPr>
+      <w:rFonts w:ascii="Arial" w:hAnsi="Arial"/>
+      <w:color w:val="31363C"/>
+      <w:sz w:val="21"/>
+    </w:rPr>
   </w:style>
   <w:style w:type="paragraph" w:styleId="ListNumber3">
     <w:name w:val="List Number 3"/>
@@ -1103,6 +1347,11 @@
       </w:numPr>
       <w:contextualSpacing/>
     </w:pPr>
+    <w:rPr>
+      <w:rFonts w:ascii="Arial" w:hAnsi="Arial"/>
+      <w:color w:val="31363C"/>
+      <w:sz w:val="21"/>
+    </w:rPr>
   </w:style>
   <w:style w:type="paragraph" w:styleId="ListContinue">
     <w:name w:val="List Continue"/>
@@ -1115,6 +1364,11 @@
       <w:ind w:left="360"/>
       <w:contextualSpacing/>
     </w:pPr>
+    <w:rPr>
+      <w:rFonts w:ascii="Arial" w:hAnsi="Arial"/>
+      <w:color w:val="31363C"/>
+      <w:sz w:val="21"/>
+    </w:rPr>
   </w:style>
   <w:style w:type="paragraph" w:styleId="ListContinue2">
     <w:name w:val="List Continue 2"/>
@@ -1127,6 +1381,11 @@
       <w:ind w:left="720"/>
       <w:contextualSpacing/>
     </w:pPr>
+    <w:rPr>
+      <w:rFonts w:ascii="Arial" w:hAnsi="Arial"/>
+      <w:color w:val="31363C"/>
+      <w:sz w:val="21"/>
+    </w:rPr>
   </w:style>
   <w:style w:type="paragraph" w:styleId="ListContinue3">
     <w:name w:val="List Continue 3"/>
@@ -1139,6 +1398,11 @@
       <w:ind w:left="1080"/>
       <w:contextualSpacing/>
     </w:pPr>
+    <w:rPr>
+      <w:rFonts w:ascii="Arial" w:hAnsi="Arial"/>
+      <w:color w:val="31363C"/>
+      <w:sz w:val="21"/>
+    </w:rPr>
   </w:style>
   <w:style w:type="paragraph" w:styleId="MacroText">
     <w:name w:val="macro"/>
@@ -1158,8 +1422,9 @@
       </w:tabs>
     </w:pPr>
     <w:rPr>
-      <w:rFonts w:ascii="Courier" w:hAnsi="Courier"/>
-      <w:sz w:val="20"/>
+      <w:rFonts w:ascii="Arial" w:hAnsi="Arial"/>
+      <w:color w:val="31363C"/>
+      <w:sz w:val="21"/>
       <w:szCs w:val="20"/>
     </w:rPr>
   </w:style>
@@ -1184,9 +1449,11 @@
     <w:qFormat/>
     <w:rsid w:val="00FC693F"/>
     <w:rPr>
+      <w:rFonts w:ascii="Arial" w:hAnsi="Arial"/>
       <w:i/>
       <w:iCs/>
-      <w:color w:val="000000" w:themeColor="text1"/>
+      <w:color w:val="31363C"/>
+      <w:sz w:val="21"/>
     </w:rPr>
   </w:style>
   <w:style w:type="character" w:customStyle="1" w:styleId="QuoteChar">
@@ -1300,10 +1567,11 @@
       <w:spacing w:line="240" w:lineRule="auto"/>
     </w:pPr>
     <w:rPr>
+      <w:rFonts w:ascii="Arial" w:hAnsi="Arial"/>
       <w:b/>
       <w:bCs/>
-      <w:color w:val="4F81BD" w:themeColor="accent1"/>
-      <w:sz w:val="18"/>
+      <w:color w:val="31363C"/>
+      <w:sz w:val="21"/>
       <w:szCs w:val="18"/>
     </w:rPr>
   </w:style>
@@ -1345,11 +1613,13 @@
       <w:ind w:left="936" w:right="936"/>
     </w:pPr>
     <w:rPr>
+      <w:rFonts w:ascii="Arial" w:hAnsi="Arial"/>
       <w:b/>
       <w:bCs/>
       <w:i/>
       <w:iCs/>
-      <w:color w:val="4F81BD" w:themeColor="accent1"/>
+      <w:color w:val="31363C"/>
+      <w:sz w:val="21"/>
     </w:rPr>
   </w:style>
   <w:style w:type="character" w:customStyle="1" w:styleId="IntenseQuoteChar">
@@ -1444,6 +1714,11 @@
     <w:pPr>
       <w:outlineLvl w:val="9"/>
     </w:pPr>
+    <w:rPr>
+      <w:rFonts w:ascii="Arial" w:hAnsi="Arial"/>
+      <w:color w:val="31363C"/>
+      <w:sz w:val="21"/>
+    </w:rPr>
   </w:style>
   <w:style w:type="table" w:styleId="TableGrid">
     <w:name w:val="Table Grid"/>
